--- a/PERMISSIONS.docx
+++ b/PERMISSIONS.docx
@@ -406,13 +406,43 @@
         <w:pStyle w:val="BodyText"/>
       </w:pPr>
       <w:r>
-        <w:t xml:space="preserve">Sees Network-level trends and per-school comparisons. Can only click</w:t>
+        <w:t xml:space="preserve">Sees Network-level trends and per-school comparisons. Can only drill</w:t>
       </w:r>
       <w:r>
         <w:t xml:space="preserve"> </w:t>
       </w:r>
       <w:r>
-        <w:t xml:space="preserve">INTO their own school for drill-downs and the school deep-dive page.</w:t>
+        <w:t xml:space="preserve">INTO their own school’s aggregate data (and the school deep-dive page).</w:t>
+      </w:r>
+      <w:r>
+        <w:t xml:space="preserve"> </w:t>
+      </w:r>
+      <w:r>
+        <w:t xml:space="preserve">Individual staff profiles follow the recursive supervisor chain — same</w:t>
+      </w:r>
+      <w:r>
+        <w:t xml:space="preserve"> </w:t>
+      </w:r>
+      <w:r>
+        <w:t xml:space="preserve">as the Supervisor Dashboard — NOT blanket</w:t>
+      </w:r>
+      <w:r>
+        <w:t xml:space="preserve"> </w:t>
+      </w:r>
+      <w:r>
+        <w:t xml:space="preserve">“everyone at my building.”</w:t>
+      </w:r>
+      <w:r>
+        <w:t xml:space="preserve"> </w:t>
+      </w:r>
+      <w:r>
+        <w:t xml:space="preserve">If a teacher isn’t reachable through the chain, the fix is the data</w:t>
+      </w:r>
+      <w:r>
+        <w:t xml:space="preserve"> </w:t>
+      </w:r>
+      <w:r>
+        <w:t xml:space="preserve">(set supervisor_email), not a broader rule.</w:t>
       </w:r>
     </w:p>
     <w:p>
@@ -1366,18 +1396,39 @@
                 <w:i/>
                 <w:iCs/>
               </w:rPr>
-              <w:t xml:space="preserve">with personnel-review sections hidden</w:t>
-            </w:r>
-          </w:p>
-        </w:tc>
-        <w:tc>
-          <w:tcPr/>
-          <w:p>
-            <w:pPr>
-              <w:pStyle w:val="Compact"/>
-            </w:pPr>
-            <w:r>
-              <w:t xml:space="preserve">🟡 Own school</w:t>
+              <w:t xml:space="preserve">personnel-review sections (PMAP / PIP / Write-Up) hidden</w:t>
+            </w:r>
+          </w:p>
+        </w:tc>
+        <w:tc>
+          <w:tcPr/>
+          <w:p>
+            <w:pPr>
+              <w:pStyle w:val="Compact"/>
+            </w:pPr>
+            <w:r>
+              <w:t xml:space="preserve">🟡 Own team</w:t>
+            </w:r>
+            <w:r>
+              <w:rPr>
+                <w:i/>
+                <w:iCs/>
+              </w:rPr>
+              <w:t xml:space="preserve">recursive supervisor chain only — same as Supervisor Dashboard; not blanket</w:t>
+            </w:r>
+            <w:r>
+              <w:rPr>
+                <w:i/>
+                <w:iCs/>
+              </w:rPr>
+              <w:t xml:space="preserve"> </w:t>
+            </w:r>
+            <w:r>
+              <w:rPr>
+                <w:i/>
+                <w:iCs/>
+              </w:rPr>
+              <w:t xml:space="preserve">‘everyone at my school’</w:t>
             </w:r>
           </w:p>
         </w:tc>

--- a/PERMISSIONS.docx
+++ b/PERMISSIONS.docx
@@ -138,7 +138,115 @@
         <w:pStyle w:val="BodyText"/>
       </w:pPr>
       <w:r>
-        <w:t xml:space="preserve">Full access to all schools, all data.</w:t>
+        <w:t xml:space="preserve">Broad FEATURE access (Network page, drill-downs, impersonation, the</w:t>
+      </w:r>
+      <w:r>
+        <w:t xml:space="preserve"> </w:t>
+      </w:r>
+      <w:r>
+        <w:t xml:space="preserve">permissions matrix). But per-person DATA scope splits in two — this</w:t>
+      </w:r>
+      <w:r>
+        <w:t xml:space="preserve"> </w:t>
+      </w:r>
+      <w:r>
+        <w:t xml:space="preserve">mirrors the Supervisor Dashboard model so the structure is repeatable:</w:t>
+      </w:r>
+    </w:p>
+    <w:p>
+      <w:pPr>
+        <w:pStyle w:val="BodyText"/>
+      </w:pPr>
+      <w:r>
+        <w:t xml:space="preserve">• HR function (CPO + everything in HR_TEAM_TITLES, which includes the</w:t>
+      </w:r>
+      <w:r>
+        <w:t xml:space="preserve"> </w:t>
+      </w:r>
+      <w:r>
+        <w:t xml:space="preserve">CEO) → can open ANY staff member’s record, PMAPs included. These</w:t>
+      </w:r>
+      <w:r>
+        <w:t xml:space="preserve"> </w:t>
+      </w:r>
+      <w:r>
+        <w:t xml:space="preserve">are the only</w:t>
+      </w:r>
+      <w:r>
+        <w:t xml:space="preserve"> </w:t>
+      </w:r>
+      <w:r>
+        <w:t xml:space="preserve">“see everyone”</w:t>
+      </w:r>
+      <w:r>
+        <w:t xml:space="preserve"> </w:t>
+      </w:r>
+      <w:r>
+        <w:t xml:space="preserve">accounts. Helper: auth.is_hr_admin().</w:t>
+      </w:r>
+    </w:p>
+    <w:p>
+      <w:pPr>
+        <w:pStyle w:val="BodyText"/>
+      </w:pPr>
+      <w:r>
+        <w:t xml:space="preserve">• Other C-Team / ExDirs (CXO, CAO, COO, CSAO, ExDir of Teach and</w:t>
+      </w:r>
+      <w:r>
+        <w:t xml:space="preserve"> </w:t>
+      </w:r>
+      <w:r>
+        <w:t xml:space="preserve">Learn, etc.) → see their recursive supervisor downline only, same</w:t>
+      </w:r>
+      <w:r>
+        <w:t xml:space="preserve"> </w:t>
+      </w:r>
+      <w:r>
+        <w:t xml:space="preserve">as any supervisor. A Chief sees their own org branch — NOT a peer</w:t>
+      </w:r>
+      <w:r>
+        <w:t xml:space="preserve"> </w:t>
+      </w:r>
+      <w:r>
+        <w:t xml:space="preserve">Chief’s evaluation. (The CEO’s downline is everyone, so she sees</w:t>
+      </w:r>
+      <w:r>
+        <w:t xml:space="preserve"> </w:t>
+      </w:r>
+      <w:r>
+        <w:t xml:space="preserve">everything either way.)</w:t>
+      </w:r>
+    </w:p>
+    <w:p>
+      <w:pPr>
+        <w:pStyle w:val="BodyText"/>
+      </w:pPr>
+      <w:r>
+        <w:t xml:space="preserve">“Whose record can I open”</w:t>
+      </w:r>
+      <w:r>
+        <w:t xml:space="preserve"> </w:t>
+      </w:r>
+      <w:r>
+        <w:t xml:space="preserve">= check_access();</w:t>
+      </w:r>
+      <w:r>
+        <w:t xml:space="preserve"> </w:t>
+      </w:r>
+      <w:r>
+        <w:t xml:space="preserve">“all-staff list”</w:t>
+      </w:r>
+      <w:r>
+        <w:t xml:space="preserve"> </w:t>
+      </w:r>
+      <w:r>
+        <w:t xml:space="preserve">=</w:t>
+      </w:r>
+      <w:r>
+        <w:t xml:space="preserve"> </w:t>
+      </w:r>
+      <w:r>
+        <w:t xml:space="preserve">get_accessible_emails(). Both key off is_hr_admin, not is_admin.</w:t>
       </w:r>
     </w:p>
     <w:p>
@@ -156,7 +264,43 @@
         <w:t xml:space="preserve"> </w:t>
       </w:r>
       <w:r>
-        <w:t xml:space="preserve">job_title matches C_TEAM_KEYWORDS (Chief, ExDir) OR is in HR_TEAM_TITLES</w:t>
+        <w:t xml:space="preserve">FEATURE access: job_title matches C_TEAM_KEYWORDS (Chief, ExDir) OR</w:t>
+      </w:r>
+      <w:r>
+        <w:t xml:space="preserve"> </w:t>
+      </w:r>
+      <w:r>
+        <w:t xml:space="preserve">is in HR_TEAM_TITLES.</w:t>
+      </w:r>
+      <w:r>
+        <w:t xml:space="preserve"> </w:t>
+      </w:r>
+      <w:r>
+        <w:t xml:space="preserve">ALL-STAFF data access: job_title ==</w:t>
+      </w:r>
+      <w:r>
+        <w:t xml:space="preserve"> </w:t>
+      </w:r>
+      <w:r>
+        <w:t xml:space="preserve">‘Chief People Officer’</w:t>
+      </w:r>
+      <w:r>
+        <w:t xml:space="preserve"> </w:t>
+      </w:r>
+      <w:r>
+        <w:t xml:space="preserve">OR in</w:t>
+      </w:r>
+      <w:r>
+        <w:t xml:space="preserve"> </w:t>
+      </w:r>
+      <w:r>
+        <w:t xml:space="preserve">HR_TEAM_TITLES (is_hr_admin). Everyone else with this tier sees only</w:t>
+      </w:r>
+      <w:r>
+        <w:t xml:space="preserve"> </w:t>
+      </w:r>
+      <w:r>
+        <w:t xml:space="preserve">their recursive downline.</w:t>
       </w:r>
     </w:p>
     <w:p>
@@ -308,13 +452,19 @@
         <w:t xml:space="preserve"> </w:t>
       </w:r>
       <w:r>
-        <w:t xml:space="preserve">fundamentals, goals. Explicitly excluded from personnel-review surfaces</w:t>
-      </w:r>
-      <w:r>
-        <w:t xml:space="preserve"> </w:t>
-      </w:r>
-      <w:r>
-        <w:t xml:space="preserve">(PMAP, SR, PIP, Write-Up).</w:t>
+        <w:t xml:space="preserve">fundamentals, goals. Sees every staff profile, but personnel-review</w:t>
+      </w:r>
+      <w:r>
+        <w:t xml:space="preserve"> </w:t>
+      </w:r>
+      <w:r>
+        <w:t xml:space="preserve">sections (PMAP, SR, PIP, Write-Up) are stripped for everyone except</w:t>
+      </w:r>
+      <w:r>
+        <w:t xml:space="preserve"> </w:t>
+      </w:r>
+      <w:r>
+        <w:t xml:space="preserve">their own profile. Cannot file PMAP/PIP/Write-Up.</w:t>
       </w:r>
     </w:p>
     <w:p>
@@ -331,6 +481,54 @@
     </w:p>
     <w:p>
       <w:pPr>
+        <w:pStyle w:val="Compact"/>
+        <w:numPr>
+          <w:ilvl w:val="0"/>
+          <w:numId w:val="1002"/>
+        </w:numPr>
+      </w:pPr>
+      <w:r>
+        <w:t xml:space="preserve">Dir of Teach Development</w:t>
+      </w:r>
+    </w:p>
+    <w:p>
+      <w:pPr>
+        <w:pStyle w:val="Compact"/>
+        <w:numPr>
+          <w:ilvl w:val="0"/>
+          <w:numId w:val="1002"/>
+        </w:numPr>
+      </w:pPr>
+      <w:r>
+        <w:t xml:space="preserve">Dir of ESYNOLA</w:t>
+      </w:r>
+    </w:p>
+    <w:p>
+      <w:pPr>
+        <w:pStyle w:val="Compact"/>
+        <w:numPr>
+          <w:ilvl w:val="0"/>
+          <w:numId w:val="1002"/>
+        </w:numPr>
+      </w:pPr>
+      <w:r>
+        <w:t xml:space="preserve">Dir of SPED</w:t>
+      </w:r>
+    </w:p>
+    <w:p>
+      <w:pPr>
+        <w:pStyle w:val="Compact"/>
+        <w:numPr>
+          <w:ilvl w:val="0"/>
+          <w:numId w:val="1002"/>
+        </w:numPr>
+      </w:pPr>
+      <w:r>
+        <w:t xml:space="preserve">Dir of Stud Supp Serv</w:t>
+      </w:r>
+    </w:p>
+    <w:p>
+      <w:pPr>
         <w:pStyle w:val="BlockText"/>
       </w:pPr>
       <w:r>
@@ -350,7 +548,7 @@
         <w:t xml:space="preserve"> </w:t>
       </w:r>
       <w:r>
-        <w:t xml:space="preserve">Only K-8 Content Lead lives here. ExDir of Teach and Learn matches C_TEAM_KEYWORDS via</w:t>
+        <w:t xml:space="preserve">ExDir of Teach and Learn is NOT here — it matches C_TEAM_KEYWORDS via</w:t>
       </w:r>
       <w:r>
         <w:t xml:space="preserve"> </w:t>
@@ -362,22 +560,28 @@
         <w:t xml:space="preserve"> </w:t>
       </w:r>
       <w:r>
-        <w:t xml:space="preserve">and is full admin (same as CPO/CHRO) — not a content lead. The</w:t>
-      </w:r>
-      <w:r>
-        <w:t xml:space="preserve"> </w:t>
-      </w:r>
-      <w:r>
-        <w:rPr>
-          <w:rStyle w:val="VerbatimChar"/>
-        </w:rPr>
-        <w:t xml:space="preserve">teachers_only</w:t>
-      </w:r>
-      <w:r>
-        <w:t xml:space="preserve"> </w:t>
-      </w:r>
-      <w:r>
-        <w:t xml:space="preserve">scope they get on the Schools dashboard is a dashboard-specific filter, not a tier downgrade.</w:t>
+        <w:t xml:space="preserve">and gets the admin (feature) tier. The FLS-Schools directors below were added per Scott (May 2026) because they coach instruction / programs across schools, same shape as a content lead: - Dir of Teach Development (Erica Winston) - Dir of ESYNOLA (Charlotte Steele) — TODO: narrow her all-staff view to ESY-role staff only (job_title contains</w:t>
+      </w:r>
+      <w:r>
+        <w:t xml:space="preserve"> </w:t>
+      </w:r>
+      <w:r>
+        <w:t xml:space="preserve">“ESY”</w:t>
+      </w:r>
+      <w:r>
+        <w:t xml:space="preserve"> </w:t>
+      </w:r>
+      <w:r>
+        <w:t xml:space="preserve">/ dept =</w:t>
+      </w:r>
+      <w:r>
+        <w:t xml:space="preserve"> </w:t>
+      </w:r>
+      <w:r>
+        <w:t xml:space="preserve">“FLS ESY”</w:t>
+      </w:r>
+      <w:r>
+        <w:t xml:space="preserve">); currently she has the full content-lead scope. - Dir of SPED (Tiffany Willis) - Dir of Stud Supp Serv (Melissa Labarrere) Order matters: is_content_lead is checked BEFORE is_hr_admin / is_admin_title so these titles land here, not in a broader bucket.</w:t>
       </w:r>
     </w:p>
     <w:bookmarkEnd w:id="10"/>

--- a/PERMISSIONS.docx
+++ b/PERMISSIONS.docx
@@ -560,7 +560,7 @@
         <w:t xml:space="preserve"> </w:t>
       </w:r>
       <w:r>
-        <w:t xml:space="preserve">and gets the admin (feature) tier. The FLS-Schools directors below were added per Scott (May 2026) because they coach instruction / programs across schools, same shape as a content lead: - Dir of Teach Development (Erica Winston) - Dir of ESYNOLA (Charlotte Steele) — TODO: narrow her all-staff view to ESY-role staff only (job_title contains</w:t>
+        <w:t xml:space="preserve">and gets the admin (feature) tier. The FLS-Schools directors below were added per Scott (May 2026) because they coach instruction / programs across schools, same shape as a content lead: - Dir of Teach Development (Erica Winston) — full content-lead scope - Dir of ESYNOLA (Charlotte Steele) — SCOPED: sees only ESY- program staff (job_title contains</w:t>
       </w:r>
       <w:r>
         <w:t xml:space="preserve"> </w:t>
@@ -569,19 +569,7 @@
         <w:t xml:space="preserve">“ESY”</w:t>
       </w:r>
       <w:r>
-        <w:t xml:space="preserve"> </w:t>
-      </w:r>
-      <w:r>
-        <w:t xml:space="preserve">/ dept =</w:t>
-      </w:r>
-      <w:r>
-        <w:t xml:space="preserve"> </w:t>
-      </w:r>
-      <w:r>
-        <w:t xml:space="preserve">“FLS ESY”</w:t>
-      </w:r>
-      <w:r>
-        <w:t xml:space="preserve">); currently she has the full content-lead scope. - Dir of SPED (Tiffany Willis) - Dir of Stud Supp Serv (Melissa Labarrere) Order matters: is_content_lead is checked BEFORE is_hr_admin / is_admin_title so these titles land here, not in a broader bucket.</w:t>
+        <w:t xml:space="preserve">) + her own recursive downline + self. See auth.ESY_SCOPED_CONTENT_LEAD_TITLES. - Dir of SPED (Tiffany Willis) — full content-lead scope - Dir of Stud Supp Serv (Melissa Labarrere) — full content-lead scope Order matters: is_content_lead is checked BEFORE is_hr_admin / is_admin_title so these titles land here, not in a broader bucket.</w:t>
       </w:r>
     </w:p>
     <w:bookmarkEnd w:id="10"/>
